--- a/IngSoftware/propuesta/CasosDeUso/Productos/7-Gestionar Producto.docx
+++ b/IngSoftware/propuesta/CasosDeUso/Productos/7-Gestionar Producto.docx
@@ -7,11 +7,13 @@
         <w:pStyle w:val="Title"/>
       </w:pPr>
       <w:r>
-        <w:t xml:space="preserve">CU7: </w:t>
-      </w:r>
-      <w:r>
-        <w:t>Gestionar Producto de Inventario</w:t>
-      </w:r>
+        <w:t>CU7: Gestionar Producto de Inventario</w:t>
+      </w:r>
+    </w:p>
+    <w:p>
+      <w:pPr>
+        <w:pStyle w:val="Heading1"/>
+      </w:pPr>
     </w:p>
     <w:p>
       <w:pPr>
@@ -338,19 +340,262 @@
       <w:r>
         <w:t xml:space="preserve"> </w:t>
       </w:r>
-      <w:proofErr w:type="gramStart"/>
+      <w:r>
+        <w:t>de Administrador</w:t>
+      </w:r>
+      <w:r>
+        <w:t xml:space="preserve"> de Producto.</w:t>
+      </w:r>
+    </w:p>
+    <w:p>
+      <w:pPr>
+        <w:pStyle w:val="Heading2"/>
+      </w:pPr>
+      <w:r>
+        <w:t>Garantías de Éxito</w:t>
+      </w:r>
+    </w:p>
+    <w:p>
+      <w:pPr>
+        <w:pStyle w:val="ListParagraph"/>
+        <w:numPr>
+          <w:ilvl w:val="0"/>
+          <w:numId w:val="1"/>
+        </w:numPr>
+      </w:pPr>
+      <w:r>
+        <w:t>Se crea un</w:t>
+      </w:r>
+      <w:r>
+        <w:t xml:space="preserve"> Producto de Inventario</w:t>
+      </w:r>
+      <w:r>
+        <w:t>.</w:t>
+      </w:r>
+    </w:p>
+    <w:p>
+      <w:pPr>
+        <w:pStyle w:val="ListParagraph"/>
+        <w:numPr>
+          <w:ilvl w:val="0"/>
+          <w:numId w:val="1"/>
+        </w:numPr>
+      </w:pPr>
+      <w:r>
+        <w:t>El Producto queda asociado a una Categoría de Producto.</w:t>
+      </w:r>
+    </w:p>
+    <w:p>
+      <w:pPr>
+        <w:pStyle w:val="Heading2"/>
+      </w:pPr>
+      <w:r>
+        <w:t>Escenario Principal</w:t>
+      </w:r>
+    </w:p>
+    <w:p>
+      <w:pPr>
+        <w:pStyle w:val="ListParagraph"/>
+        <w:numPr>
+          <w:ilvl w:val="0"/>
+          <w:numId w:val="2"/>
+        </w:numPr>
+      </w:pPr>
+      <w:r>
+        <w:t>El Administrador de Productos ingresa a</w:t>
+      </w:r>
+      <w:r>
+        <w:t>l Sistema</w:t>
+      </w:r>
+      <w:r>
+        <w:t xml:space="preserve"> </w:t>
+      </w:r>
+      <w:r>
+        <w:t>para visualizar</w:t>
+      </w:r>
+      <w:r>
+        <w:t xml:space="preserve"> </w:t>
+      </w:r>
+      <w:r>
+        <w:t xml:space="preserve">la grilla </w:t>
+      </w:r>
       <w:r>
         <w:t xml:space="preserve">de </w:t>
       </w:r>
       <w:r>
+        <w:t>Productos</w:t>
+      </w:r>
+      <w:r>
+        <w:t>.</w:t>
+      </w:r>
+    </w:p>
+    <w:p>
+      <w:pPr>
+        <w:pStyle w:val="ListParagraph"/>
+        <w:numPr>
+          <w:ilvl w:val="0"/>
+          <w:numId w:val="2"/>
+        </w:numPr>
+      </w:pPr>
+      <w:r>
+        <w:t xml:space="preserve">El Administrador de Productos </w:t>
+      </w:r>
+      <w:r>
+        <w:t>selecciona la opción para crear</w:t>
+      </w:r>
+      <w:r>
+        <w:t xml:space="preserve"> un</w:t>
+      </w:r>
+      <w:r>
         <w:t xml:space="preserve"> </w:t>
       </w:r>
       <w:r>
-        <w:t>Administrador</w:t>
-      </w:r>
-      <w:proofErr w:type="gramEnd"/>
-      <w:r>
-        <w:t xml:space="preserve"> de Producto.</w:t>
+        <w:t>Producto</w:t>
+      </w:r>
+      <w:r>
+        <w:t xml:space="preserve"> nuevo</w:t>
+      </w:r>
+      <w:r>
+        <w:t>.</w:t>
+      </w:r>
+    </w:p>
+    <w:p>
+      <w:pPr>
+        <w:pStyle w:val="ListParagraph"/>
+        <w:numPr>
+          <w:ilvl w:val="0"/>
+          <w:numId w:val="2"/>
+        </w:numPr>
+      </w:pPr>
+      <w:r>
+        <w:t>El Sistema muestra el formulario de Alta</w:t>
+      </w:r>
+      <w:r>
+        <w:t xml:space="preserve"> de Producto</w:t>
+      </w:r>
+      <w:r>
+        <w:t>.</w:t>
+      </w:r>
+    </w:p>
+    <w:p>
+      <w:pPr>
+        <w:pStyle w:val="ListParagraph"/>
+        <w:numPr>
+          <w:ilvl w:val="0"/>
+          <w:numId w:val="2"/>
+        </w:numPr>
+      </w:pPr>
+      <w:r>
+        <w:t xml:space="preserve">El Administrador de Productos </w:t>
+      </w:r>
+      <w:r>
+        <w:t xml:space="preserve">selecciona la </w:t>
+      </w:r>
+      <w:r>
+        <w:t>Categoría</w:t>
+      </w:r>
+      <w:r>
+        <w:t xml:space="preserve"> del producto</w:t>
+      </w:r>
+      <w:r>
+        <w:t xml:space="preserve"> e</w:t>
+      </w:r>
+      <w:r>
+        <w:t xml:space="preserve"> ingresa </w:t>
+      </w:r>
+      <w:r>
+        <w:t>N</w:t>
+      </w:r>
+      <w:r>
+        <w:t xml:space="preserve">ombre, </w:t>
+      </w:r>
+      <w:r>
+        <w:t>D</w:t>
+      </w:r>
+      <w:r>
+        <w:t>escripción</w:t>
+      </w:r>
+      <w:r>
+        <w:t>, Cantidad disponible</w:t>
+      </w:r>
+      <w:r>
+        <w:t xml:space="preserve"> y </w:t>
+      </w:r>
+      <w:r>
+        <w:t>U</w:t>
+      </w:r>
+      <w:r>
+        <w:t>nidad del producto</w:t>
+      </w:r>
+      <w:r>
+        <w:t xml:space="preserve"> en el formulario</w:t>
+      </w:r>
+      <w:r>
+        <w:t>.</w:t>
+      </w:r>
+    </w:p>
+    <w:p>
+      <w:pPr>
+        <w:pStyle w:val="ListParagraph"/>
+        <w:numPr>
+          <w:ilvl w:val="0"/>
+          <w:numId w:val="2"/>
+        </w:numPr>
+      </w:pPr>
+      <w:r>
+        <w:lastRenderedPageBreak/>
+        <w:t>El Administrador de Productos indica si las cantidades asociadas al Producto deben ser tratadas como enteras.</w:t>
+      </w:r>
+    </w:p>
+    <w:p>
+      <w:pPr>
+        <w:pStyle w:val="ListParagraph"/>
+        <w:numPr>
+          <w:ilvl w:val="0"/>
+          <w:numId w:val="2"/>
+        </w:numPr>
+      </w:pPr>
+      <w:r>
+        <w:t>El Administrador de Productos confirma el Alta.</w:t>
+      </w:r>
+    </w:p>
+    <w:p>
+      <w:pPr>
+        <w:pStyle w:val="ListParagraph"/>
+        <w:numPr>
+          <w:ilvl w:val="0"/>
+          <w:numId w:val="2"/>
+        </w:numPr>
+      </w:pPr>
+      <w:r>
+        <w:t>El Sistema valida los datos ingresados y crea el Producto de Inventario.</w:t>
+      </w:r>
+      <w:r>
+        <w:t xml:space="preserve"> (Puedo evitar el punto 7, el escenario alternativo)</w:t>
+      </w:r>
+    </w:p>
+    <w:p>
+      <w:pPr>
+        <w:pStyle w:val="ListParagraph"/>
+        <w:numPr>
+          <w:ilvl w:val="0"/>
+          <w:numId w:val="2"/>
+        </w:numPr>
+      </w:pPr>
+      <w:r>
+        <w:t xml:space="preserve">El Sistema indica que </w:t>
+      </w:r>
+      <w:r>
+        <w:t>el Producto</w:t>
+      </w:r>
+      <w:r>
+        <w:t xml:space="preserve"> fue dad</w:t>
+      </w:r>
+      <w:r>
+        <w:t>o</w:t>
+      </w:r>
+      <w:r>
+        <w:t xml:space="preserve"> de alta con éxito.</w:t>
       </w:r>
     </w:p>
     <w:p>
@@ -358,78 +603,127 @@
         <w:pStyle w:val="Heading2"/>
       </w:pPr>
       <w:r>
-        <w:t>Garantías de Éxito</w:t>
-      </w:r>
-    </w:p>
-    <w:p>
-      <w:pPr>
-        <w:pStyle w:val="ListParagraph"/>
-        <w:numPr>
-          <w:ilvl w:val="0"/>
-          <w:numId w:val="1"/>
-        </w:numPr>
-      </w:pPr>
-      <w:r>
-        <w:t>Se crea un</w:t>
-      </w:r>
-      <w:r>
-        <w:t xml:space="preserve"> Producto de Inventario</w:t>
+        <w:t>Escenarios Alternativos</w:t>
+      </w:r>
+    </w:p>
+    <w:p>
+      <w:r>
+        <w:t>*</w:t>
+      </w:r>
+      <w:r>
+        <w:t xml:space="preserve">a. El Administrador </w:t>
+      </w:r>
+      <w:r>
+        <w:t xml:space="preserve">de Productos </w:t>
+      </w:r>
+      <w:r>
+        <w:t>cancela el alta.</w:t>
+      </w:r>
+    </w:p>
+    <w:p>
+      <w:pPr>
+        <w:pStyle w:val="ListParagraph"/>
+        <w:numPr>
+          <w:ilvl w:val="0"/>
+          <w:numId w:val="23"/>
+        </w:numPr>
+      </w:pPr>
+      <w:r>
+        <w:t>El Sistema muestra la grilla de Productos</w:t>
+      </w:r>
+      <w:r>
+        <w:t xml:space="preserve"> nuevamente</w:t>
       </w:r>
       <w:r>
         <w:t>.</w:t>
       </w:r>
     </w:p>
     <w:p>
-      <w:pPr>
-        <w:pStyle w:val="ListParagraph"/>
-        <w:numPr>
-          <w:ilvl w:val="0"/>
-          <w:numId w:val="1"/>
-        </w:numPr>
-      </w:pPr>
-      <w:r>
-        <w:t>El Producto queda asociado a una Categoría de Producto.</w:t>
-      </w:r>
-    </w:p>
-    <w:p>
-      <w:pPr>
-        <w:pStyle w:val="Heading2"/>
-      </w:pPr>
-      <w:r>
-        <w:t>Escenario Principal</w:t>
-      </w:r>
-    </w:p>
-    <w:p>
-      <w:pPr>
-        <w:pStyle w:val="ListParagraph"/>
-        <w:numPr>
-          <w:ilvl w:val="0"/>
-          <w:numId w:val="2"/>
-        </w:numPr>
-      </w:pPr>
-      <w:r>
-        <w:t>El Administrador de Productos ingresa a</w:t>
-      </w:r>
-      <w:r>
-        <w:t>l Sistema</w:t>
+      <w:r>
+        <w:t>7</w:t>
+      </w:r>
+      <w:r>
+        <w:t xml:space="preserve">a. </w:t>
+      </w:r>
+      <w:r>
+        <w:t xml:space="preserve">Ya existe un producto con </w:t>
+      </w:r>
+      <w:r>
+        <w:t>el mismo</w:t>
       </w:r>
       <w:r>
         <w:t xml:space="preserve"> </w:t>
       </w:r>
       <w:r>
-        <w:t>para visualizar</w:t>
-      </w:r>
-      <w:r>
-        <w:t xml:space="preserve"> </w:t>
-      </w:r>
-      <w:r>
-        <w:t xml:space="preserve">la grilla </w:t>
-      </w:r>
-      <w:r>
-        <w:t xml:space="preserve">de </w:t>
-      </w:r>
-      <w:r>
-        <w:t>Productos</w:t>
+        <w:t>N</w:t>
+      </w:r>
+      <w:r>
+        <w:t>ombre.</w:t>
+      </w:r>
+    </w:p>
+    <w:p>
+      <w:pPr>
+        <w:pStyle w:val="ListParagraph"/>
+        <w:numPr>
+          <w:ilvl w:val="0"/>
+          <w:numId w:val="14"/>
+        </w:numPr>
+      </w:pPr>
+      <w:r>
+        <w:t xml:space="preserve">El Sistema indica que ya existe un producto con ese </w:t>
+      </w:r>
+      <w:r>
+        <w:t>N</w:t>
+      </w:r>
+      <w:r>
+        <w:t>ombre.</w:t>
+      </w:r>
+    </w:p>
+    <w:p>
+      <w:pPr>
+        <w:pStyle w:val="ListParagraph"/>
+        <w:numPr>
+          <w:ilvl w:val="0"/>
+          <w:numId w:val="14"/>
+        </w:numPr>
+      </w:pPr>
+      <w:r>
+        <w:t>El Sistema no realiza el alta y permite al Administrador de Productos corregir los datos.</w:t>
+      </w:r>
+    </w:p>
+    <w:p>
+      <w:r>
+        <w:t>7</w:t>
+      </w:r>
+      <w:r>
+        <w:t xml:space="preserve">b. La </w:t>
+      </w:r>
+      <w:r>
+        <w:t>Ca</w:t>
+      </w:r>
+      <w:r>
+        <w:t>ntidad ingresada es negati</w:t>
+      </w:r>
+      <w:r>
+        <w:t>v</w:t>
+      </w:r>
+      <w:r>
+        <w:t>a.</w:t>
+      </w:r>
+    </w:p>
+    <w:p>
+      <w:pPr>
+        <w:pStyle w:val="ListParagraph"/>
+        <w:numPr>
+          <w:ilvl w:val="0"/>
+          <w:numId w:val="12"/>
+        </w:numPr>
+      </w:pPr>
+      <w:r>
+        <w:t xml:space="preserve">El Sistema indica que la cantidad ingresada no es </w:t>
+      </w:r>
+      <w:r>
+        <w:t>válida</w:t>
       </w:r>
       <w:r>
         <w:t>.</w:t>
@@ -440,26 +734,28 @@
         <w:pStyle w:val="ListParagraph"/>
         <w:numPr>
           <w:ilvl w:val="0"/>
-          <w:numId w:val="2"/>
-        </w:numPr>
-      </w:pPr>
-      <w:r>
-        <w:t xml:space="preserve">El Administrador de Productos </w:t>
-      </w:r>
-      <w:r>
-        <w:t>selecciona la opción para crear</w:t>
-      </w:r>
-      <w:r>
-        <w:t xml:space="preserve"> un</w:t>
-      </w:r>
-      <w:r>
-        <w:t xml:space="preserve"> </w:t>
-      </w:r>
-      <w:r>
-        <w:t>Producto</w:t>
-      </w:r>
-      <w:r>
-        <w:t xml:space="preserve"> nuevo</w:t>
+          <w:numId w:val="12"/>
+        </w:numPr>
+      </w:pPr>
+      <w:r>
+        <w:t>El Sistema permite al Administrador de Productos corregir los datos.</w:t>
+      </w:r>
+    </w:p>
+    <w:p>
+      <w:r>
+        <w:t>7</w:t>
+      </w:r>
+      <w:r>
+        <w:t xml:space="preserve">c. El </w:t>
+      </w:r>
+      <w:r>
+        <w:t>N</w:t>
+      </w:r>
+      <w:r>
+        <w:t xml:space="preserve">ombre del producto </w:t>
+      </w:r>
+      <w:r>
+        <w:t>no es válido</w:t>
       </w:r>
       <w:r>
         <w:t>.</w:t>
@@ -470,14 +766,26 @@
         <w:pStyle w:val="ListParagraph"/>
         <w:numPr>
           <w:ilvl w:val="0"/>
-          <w:numId w:val="2"/>
-        </w:numPr>
-      </w:pPr>
-      <w:r>
-        <w:t>El Sistema muestra el formulario de Alta</w:t>
-      </w:r>
-      <w:r>
-        <w:t xml:space="preserve"> de Producto</w:t>
+          <w:numId w:val="13"/>
+        </w:numPr>
+      </w:pPr>
+      <w:r>
+        <w:t xml:space="preserve">El Sistema indica que </w:t>
+      </w:r>
+      <w:r>
+        <w:t xml:space="preserve">el Nombre </w:t>
+      </w:r>
+      <w:r>
+        <w:t xml:space="preserve">no es </w:t>
+      </w:r>
+      <w:r>
+        <w:t>válid</w:t>
+      </w:r>
+      <w:r>
+        <w:t>o</w:t>
+      </w:r>
+      <w:r>
+        <w:t xml:space="preserve"> por no cumplir con la longitud permitida</w:t>
       </w:r>
       <w:r>
         <w:t>.</w:t>
@@ -488,245 +796,52 @@
         <w:pStyle w:val="ListParagraph"/>
         <w:numPr>
           <w:ilvl w:val="0"/>
-          <w:numId w:val="2"/>
-        </w:numPr>
-      </w:pPr>
-      <w:r>
-        <w:t xml:space="preserve">El Administrador de Productos </w:t>
-      </w:r>
-      <w:r>
-        <w:t xml:space="preserve">selecciona la </w:t>
-      </w:r>
-      <w:r>
-        <w:t>Categoría</w:t>
-      </w:r>
-      <w:r>
-        <w:t xml:space="preserve"> del producto</w:t>
-      </w:r>
-      <w:r>
-        <w:t xml:space="preserve"> e</w:t>
-      </w:r>
-      <w:r>
-        <w:t xml:space="preserve"> ingresa </w:t>
-      </w:r>
-      <w:r>
-        <w:t>N</w:t>
-      </w:r>
-      <w:r>
-        <w:t xml:space="preserve">ombre, </w:t>
-      </w:r>
-      <w:r>
-        <w:t>D</w:t>
-      </w:r>
-      <w:r>
-        <w:t>escripción</w:t>
-      </w:r>
-      <w:r>
-        <w:t>, Cantidad disponible</w:t>
-      </w:r>
-      <w:r>
-        <w:t xml:space="preserve"> y </w:t>
-      </w:r>
-      <w:r>
-        <w:t>U</w:t>
-      </w:r>
-      <w:r>
-        <w:t>nidad del producto</w:t>
-      </w:r>
-      <w:r>
-        <w:t xml:space="preserve"> en el formulario</w:t>
+          <w:numId w:val="13"/>
+        </w:numPr>
+      </w:pPr>
+      <w:r>
+        <w:t xml:space="preserve">El Sistema permite </w:t>
+      </w:r>
+      <w:r>
+        <w:t xml:space="preserve">al Administrador de Productos </w:t>
+      </w:r>
+      <w:r>
+        <w:t>corregir los datos</w:t>
       </w:r>
       <w:r>
         <w:t>.</w:t>
       </w:r>
     </w:p>
     <w:p>
-      <w:pPr>
-        <w:pStyle w:val="ListParagraph"/>
-        <w:numPr>
-          <w:ilvl w:val="0"/>
-          <w:numId w:val="2"/>
-        </w:numPr>
-      </w:pPr>
-      <w:r>
-        <w:t>El Administrador de Productos indica si las cantidades asociadas al Producto deben ser tratadas como enteras.</w:t>
-      </w:r>
-    </w:p>
-    <w:p>
-      <w:pPr>
-        <w:pStyle w:val="ListParagraph"/>
-        <w:numPr>
-          <w:ilvl w:val="0"/>
-          <w:numId w:val="2"/>
-        </w:numPr>
-      </w:pPr>
-      <w:r>
-        <w:t>El Administrador de Productos confirma el Alta.</w:t>
-      </w:r>
-    </w:p>
-    <w:p>
-      <w:pPr>
-        <w:pStyle w:val="ListParagraph"/>
-        <w:numPr>
-          <w:ilvl w:val="0"/>
-          <w:numId w:val="2"/>
-        </w:numPr>
-      </w:pPr>
-      <w:r>
-        <w:lastRenderedPageBreak/>
-        <w:t>El Sistema valida los datos ingresados y crea el Producto de Inventario.</w:t>
-      </w:r>
-    </w:p>
-    <w:p>
-      <w:pPr>
-        <w:pStyle w:val="ListParagraph"/>
-        <w:numPr>
-          <w:ilvl w:val="0"/>
-          <w:numId w:val="2"/>
-        </w:numPr>
-      </w:pPr>
-      <w:r>
-        <w:t xml:space="preserve">El Sistema indica que </w:t>
-      </w:r>
-      <w:r>
-        <w:t>el Producto</w:t>
-      </w:r>
-      <w:r>
-        <w:t xml:space="preserve"> fue dad</w:t>
-      </w:r>
-      <w:r>
-        <w:t>o</w:t>
-      </w:r>
-      <w:r>
-        <w:t xml:space="preserve"> de alta con éxito.</w:t>
-      </w:r>
-    </w:p>
-    <w:p>
-      <w:pPr>
-        <w:pStyle w:val="Heading2"/>
-      </w:pPr>
-      <w:r>
-        <w:t>Escenarios Alternativos</w:t>
-      </w:r>
-    </w:p>
-    <w:p>
-      <w:r>
-        <w:t>*</w:t>
-      </w:r>
-      <w:r>
-        <w:t xml:space="preserve">a. El Administrador </w:t>
-      </w:r>
-      <w:r>
-        <w:t xml:space="preserve">de Productos </w:t>
-      </w:r>
-      <w:r>
-        <w:t>cancela el alta.</w:t>
-      </w:r>
-    </w:p>
-    <w:p>
-      <w:pPr>
-        <w:pStyle w:val="ListParagraph"/>
-        <w:numPr>
-          <w:ilvl w:val="0"/>
-          <w:numId w:val="23"/>
-        </w:numPr>
-      </w:pPr>
-      <w:r>
-        <w:t>El Sistema muestra la grilla de Productos</w:t>
-      </w:r>
-      <w:r>
-        <w:t xml:space="preserve"> nuevamente</w:t>
+      <w:r>
+        <w:t>7</w:t>
+      </w:r>
+      <w:r>
+        <w:t>d. La Descripción producto</w:t>
+      </w:r>
+      <w:r>
+        <w:t xml:space="preserve"> no es válida</w:t>
       </w:r>
       <w:r>
         <w:t>.</w:t>
       </w:r>
     </w:p>
     <w:p>
-      <w:r>
-        <w:t>7</w:t>
-      </w:r>
-      <w:r>
-        <w:t xml:space="preserve">a. </w:t>
-      </w:r>
-      <w:r>
-        <w:t xml:space="preserve">Ya existe un producto con </w:t>
-      </w:r>
-      <w:r>
-        <w:t>el mismo</w:t>
-      </w:r>
-      <w:r>
-        <w:t xml:space="preserve"> </w:t>
-      </w:r>
-      <w:r>
-        <w:t>N</w:t>
-      </w:r>
-      <w:r>
-        <w:t>ombre.</w:t>
-      </w:r>
-    </w:p>
-    <w:p>
-      <w:pPr>
-        <w:pStyle w:val="ListParagraph"/>
-        <w:numPr>
-          <w:ilvl w:val="0"/>
-          <w:numId w:val="14"/>
-        </w:numPr>
-      </w:pPr>
-      <w:r>
-        <w:t xml:space="preserve">El Sistema indica que ya existe un producto con ese </w:t>
-      </w:r>
-      <w:r>
-        <w:t>N</w:t>
-      </w:r>
-      <w:r>
-        <w:t>ombre.</w:t>
-      </w:r>
-    </w:p>
-    <w:p>
-      <w:pPr>
-        <w:pStyle w:val="ListParagraph"/>
-        <w:numPr>
-          <w:ilvl w:val="0"/>
-          <w:numId w:val="14"/>
-        </w:numPr>
-      </w:pPr>
-      <w:r>
-        <w:t>El Sistema no realiza el alta y permite al Administrador de Productos corregir los datos.</w:t>
-      </w:r>
-    </w:p>
-    <w:p>
-      <w:r>
-        <w:t>7</w:t>
-      </w:r>
-      <w:r>
-        <w:t xml:space="preserve">b. La </w:t>
-      </w:r>
-      <w:r>
-        <w:t>Ca</w:t>
-      </w:r>
-      <w:r>
-        <w:t>ntidad ingresada es negati</w:t>
-      </w:r>
-      <w:r>
-        <w:t>v</w:t>
-      </w:r>
-      <w:r>
-        <w:t>a.</w:t>
-      </w:r>
-    </w:p>
-    <w:p>
-      <w:pPr>
-        <w:pStyle w:val="ListParagraph"/>
-        <w:numPr>
-          <w:ilvl w:val="0"/>
-          <w:numId w:val="12"/>
-        </w:numPr>
-      </w:pPr>
-      <w:r>
-        <w:t xml:space="preserve">El Sistema indica que la cantidad ingresada no es </w:t>
-      </w:r>
-      <w:r>
-        <w:t>válida</w:t>
+      <w:pPr>
+        <w:pStyle w:val="ListParagraph"/>
+        <w:numPr>
+          <w:ilvl w:val="0"/>
+          <w:numId w:val="19"/>
+        </w:numPr>
+      </w:pPr>
+      <w:r>
+        <w:t xml:space="preserve">El Sistema indica que la </w:t>
+      </w:r>
+      <w:r>
+        <w:t>Descripción</w:t>
+      </w:r>
+      <w:r>
+        <w:t xml:space="preserve"> no es válida por no cumplir con la longitud permitida</w:t>
       </w:r>
       <w:r>
         <w:t>.</w:t>
@@ -737,7 +852,7 @@
         <w:pStyle w:val="ListParagraph"/>
         <w:numPr>
           <w:ilvl w:val="0"/>
-          <w:numId w:val="12"/>
+          <w:numId w:val="19"/>
         </w:numPr>
       </w:pPr>
       <w:r>
@@ -746,157 +861,41 @@
     </w:p>
     <w:p>
       <w:r>
-        <w:t>7</w:t>
-      </w:r>
-      <w:r>
-        <w:t xml:space="preserve">c. El </w:t>
-      </w:r>
-      <w:r>
-        <w:t>N</w:t>
-      </w:r>
-      <w:r>
-        <w:t xml:space="preserve">ombre del producto </w:t>
-      </w:r>
-      <w:r>
-        <w:t>no es válido</w:t>
-      </w:r>
-      <w:r>
-        <w:t>.</w:t>
-      </w:r>
-    </w:p>
-    <w:p>
-      <w:pPr>
-        <w:pStyle w:val="ListParagraph"/>
-        <w:numPr>
-          <w:ilvl w:val="0"/>
-          <w:numId w:val="13"/>
-        </w:numPr>
-      </w:pPr>
-      <w:r>
-        <w:t xml:space="preserve">El Sistema indica que </w:t>
-      </w:r>
-      <w:r>
-        <w:t xml:space="preserve">el Nombre </w:t>
-      </w:r>
-      <w:r>
-        <w:t xml:space="preserve">no es </w:t>
-      </w:r>
-      <w:r>
-        <w:t>válid</w:t>
-      </w:r>
-      <w:r>
-        <w:t>o</w:t>
-      </w:r>
-      <w:r>
-        <w:t xml:space="preserve"> por no cumplir con la longitud permitida</w:t>
-      </w:r>
-      <w:r>
-        <w:t>.</w:t>
-      </w:r>
-    </w:p>
-    <w:p>
-      <w:pPr>
-        <w:pStyle w:val="ListParagraph"/>
-        <w:numPr>
-          <w:ilvl w:val="0"/>
-          <w:numId w:val="13"/>
-        </w:numPr>
-      </w:pPr>
-      <w:r>
-        <w:t xml:space="preserve">El Sistema permite </w:t>
-      </w:r>
-      <w:r>
-        <w:t xml:space="preserve">al Administrador de Productos </w:t>
-      </w:r>
-      <w:r>
-        <w:t>corregir los datos</w:t>
-      </w:r>
-      <w:r>
-        <w:t>.</w:t>
-      </w:r>
-    </w:p>
-    <w:p>
-      <w:r>
-        <w:t>7</w:t>
-      </w:r>
-      <w:r>
-        <w:t>d. La Descripción producto</w:t>
-      </w:r>
-      <w:r>
-        <w:t xml:space="preserve"> no es válida</w:t>
-      </w:r>
-      <w:r>
-        <w:t>.</w:t>
-      </w:r>
-    </w:p>
-    <w:p>
-      <w:pPr>
-        <w:pStyle w:val="ListParagraph"/>
-        <w:numPr>
-          <w:ilvl w:val="0"/>
-          <w:numId w:val="19"/>
+        <w:t>7e. La Unidad del Producto no es válida.</w:t>
+      </w:r>
+    </w:p>
+    <w:p>
+      <w:pPr>
+        <w:pStyle w:val="ListParagraph"/>
+        <w:numPr>
+          <w:ilvl w:val="0"/>
+          <w:numId w:val="28"/>
         </w:numPr>
       </w:pPr>
       <w:r>
         <w:t xml:space="preserve">El Sistema indica que la </w:t>
       </w:r>
       <w:r>
-        <w:t>Descripción</w:t>
-      </w:r>
-      <w:r>
-        <w:t xml:space="preserve"> no es válida por no cumplir con la longitud permitida</w:t>
-      </w:r>
-      <w:r>
-        <w:t>.</w:t>
-      </w:r>
-    </w:p>
-    <w:p>
-      <w:pPr>
-        <w:pStyle w:val="ListParagraph"/>
-        <w:numPr>
-          <w:ilvl w:val="0"/>
-          <w:numId w:val="19"/>
+        <w:t>Unidad del Producto</w:t>
+      </w:r>
+      <w:r>
+        <w:t xml:space="preserve"> no es válida por no cumplir con la longitud permitida.</w:t>
+      </w:r>
+    </w:p>
+    <w:p>
+      <w:pPr>
+        <w:pStyle w:val="ListParagraph"/>
+        <w:numPr>
+          <w:ilvl w:val="0"/>
+          <w:numId w:val="28"/>
         </w:numPr>
       </w:pPr>
       <w:r>
         <w:t>El Sistema permite al Administrador de Productos corregir los datos.</w:t>
       </w:r>
     </w:p>
-    <w:p>
-      <w:r>
-        <w:t>7e. La Unidad del Producto no es válida.</w:t>
-      </w:r>
-    </w:p>
-    <w:p>
-      <w:pPr>
-        <w:pStyle w:val="ListParagraph"/>
-        <w:numPr>
-          <w:ilvl w:val="0"/>
-          <w:numId w:val="28"/>
-        </w:numPr>
-      </w:pPr>
-      <w:r>
-        <w:t xml:space="preserve">El Sistema indica que la </w:t>
-      </w:r>
-      <w:r>
-        <w:t>Unidad del Producto</w:t>
-      </w:r>
-      <w:r>
-        <w:t xml:space="preserve"> no es válida por no cumplir con la longitud permitida.</w:t>
-      </w:r>
-    </w:p>
-    <w:p>
-      <w:pPr>
-        <w:pStyle w:val="ListParagraph"/>
-        <w:numPr>
-          <w:ilvl w:val="0"/>
-          <w:numId w:val="28"/>
-        </w:numPr>
-      </w:pPr>
-      <w:r>
-        <w:t>El Sistema permite al Administrador de Productos corregir los datos.</w:t>
-      </w:r>
-    </w:p>
+    <w:p/>
+    <w:p/>
     <w:p>
       <w:r>
         <w:br w:type="page"/>
@@ -1339,7 +1338,13 @@
     </w:p>
     <w:p>
       <w:r>
-        <w:t>*a. El Administrador cancela el alta.</w:t>
+        <w:t>*a. El Administrador cancela</w:t>
+      </w:r>
+      <w:r>
+        <w:t xml:space="preserve"> la operación</w:t>
+      </w:r>
+      <w:r>
+        <w:t>.</w:t>
       </w:r>
     </w:p>
     <w:p>
@@ -2097,15 +2102,13 @@
         </w:numPr>
       </w:pPr>
       <w:r>
-        <w:t xml:space="preserve">El Administrador visualiza los siguientes atributos de cada Producto: Nombre, Identificador, Identificador de Categoría, Descripción, Cantidad y si el Producto </w:t>
-      </w:r>
-      <w:proofErr w:type="gramStart"/>
-      <w:r>
-        <w:t>esta habilitado</w:t>
-      </w:r>
-      <w:proofErr w:type="gramEnd"/>
-      <w:r>
-        <w:t>.</w:t>
+        <w:t>El Administrador visualiza los siguientes atributos de cada Producto: Nombre, Identificador, Identificador de Categoría, Descripción, Cantidad y si el Producto esta habilitado.</w:t>
+      </w:r>
+    </w:p>
+    <w:p/>
+    <w:p>
+      <w:r>
+        <w:t>AGREGAR UN FILTRO PADRE</w:t>
       </w:r>
     </w:p>
     <w:p/>
